--- a/Diplomarbeit/doc/HTL_DA_Betreuungsprot_ITSP_2025_Kandidatenname_ProtNr.docx
+++ b/Diplomarbeit/doc/HTL_DA_Betreuungsprot_ITSP_2025_Kandidatenname_ProtNr.docx
@@ -1,6 +1,6 @@
 
 <file path=word/document.xml><?xml version="1.0" encoding="utf-8"?>
-<w:document xmlns:wpc="http://schemas.microsoft.com/office/word/2010/wordprocessingCanvas" xmlns:cx="http://schemas.microsoft.com/office/drawing/2014/chartex" xmlns:cx1="http://schemas.microsoft.com/office/drawing/2015/9/8/chartex" xmlns:cx2="http://schemas.microsoft.com/office/drawing/2015/10/21/chartex" xmlns:cx3="http://schemas.microsoft.com/office/drawing/2016/5/9/chartex" xmlns:cx4="http://schemas.microsoft.com/office/drawing/2016/5/10/chartex" xmlns:cx5="http://schemas.microsoft.com/office/drawing/2016/5/11/chartex" xmlns:cx6="http://schemas.microsoft.com/office/drawing/2016/5/12/chartex" xmlns:cx7="http://schemas.microsoft.com/office/drawing/2016/5/13/chartex" xmlns:cx8="http://schemas.microsoft.com/office/drawing/2016/5/14/chartex" xmlns:mc="http://schemas.openxmlformats.org/markup-compatibility/2006" xmlns:aink="http://schemas.microsoft.com/office/drawing/2016/ink" xmlns:am3d="http://schemas.microsoft.com/office/drawing/2017/model3d" xmlns:o="urn:schemas-microsoft-com:office:office" xmlns:r="http://schemas.openxmlformats.org/officeDocument/2006/relationships" xmlns:m="http://schemas.openxmlformats.org/officeDocument/2006/math" xmlns:v="urn:schemas-microsoft-com:vml" xmlns:wp14="http://schemas.microsoft.com/office/word/2010/wordprocessingDrawing" xmlns:wp="http://schemas.openxmlformats.org/drawingml/2006/wordprocessingDrawing" xmlns:w10="urn:schemas-microsoft-com:office:word" xmlns:w="http://schemas.openxmlformats.org/wordprocessingml/2006/main" xmlns:w14="http://schemas.microsoft.com/office/word/2010/wordml" xmlns:w15="http://schemas.microsoft.com/office/word/2012/wordml" xmlns:w16cid="http://schemas.microsoft.com/office/word/2016/wordml/cid" xmlns:w16se="http://schemas.microsoft.com/office/word/2015/wordml/symex" xmlns:wpg="http://schemas.microsoft.com/office/word/2010/wordprocessingGroup" xmlns:wpi="http://schemas.microsoft.com/office/word/2010/wordprocessingInk" xmlns:wne="http://schemas.microsoft.com/office/word/2006/wordml" xmlns:wps="http://schemas.microsoft.com/office/word/2010/wordprocessingShape" mc:Ignorable="w14 w15 w16se w16cid wp14">
+<w:document xmlns:wpc="http://schemas.microsoft.com/office/word/2010/wordprocessingCanvas" xmlns:cx="http://schemas.microsoft.com/office/drawing/2014/chartex" xmlns:cx1="http://schemas.microsoft.com/office/drawing/2015/9/8/chartex" xmlns:cx2="http://schemas.microsoft.com/office/drawing/2015/10/21/chartex" xmlns:cx3="http://schemas.microsoft.com/office/drawing/2016/5/9/chartex" xmlns:cx4="http://schemas.microsoft.com/office/drawing/2016/5/10/chartex" xmlns:cx5="http://schemas.microsoft.com/office/drawing/2016/5/11/chartex" xmlns:cx6="http://schemas.microsoft.com/office/drawing/2016/5/12/chartex" xmlns:cx7="http://schemas.microsoft.com/office/drawing/2016/5/13/chartex" xmlns:cx8="http://schemas.microsoft.com/office/drawing/2016/5/14/chartex" xmlns:mc="http://schemas.openxmlformats.org/markup-compatibility/2006" xmlns:aink="http://schemas.microsoft.com/office/drawing/2016/ink" xmlns:am3d="http://schemas.microsoft.com/office/drawing/2017/model3d" xmlns:o="urn:schemas-microsoft-com:office:office" xmlns:oel="http://schemas.microsoft.com/office/2019/extlst" xmlns:r="http://schemas.openxmlformats.org/officeDocument/2006/relationships" xmlns:m="http://schemas.openxmlformats.org/officeDocument/2006/math" xmlns:v="urn:schemas-microsoft-com:vml" xmlns:wp14="http://schemas.microsoft.com/office/word/2010/wordprocessingDrawing" xmlns:wp="http://schemas.openxmlformats.org/drawingml/2006/wordprocessingDrawing" xmlns:w10="urn:schemas-microsoft-com:office:word" xmlns:w="http://schemas.openxmlformats.org/wordprocessingml/2006/main" xmlns:w14="http://schemas.microsoft.com/office/word/2010/wordml" xmlns:w15="http://schemas.microsoft.com/office/word/2012/wordml" xmlns:w16cex="http://schemas.microsoft.com/office/word/2018/wordml/cex" xmlns:w16cid="http://schemas.microsoft.com/office/word/2016/wordml/cid" xmlns:w16="http://schemas.microsoft.com/office/word/2018/wordml" xmlns:w16du="http://schemas.microsoft.com/office/word/2023/wordml/word16du" xmlns:w16sdtdh="http://schemas.microsoft.com/office/word/2020/wordml/sdtdatahash" xmlns:w16sdtfl="http://schemas.microsoft.com/office/word/2024/wordml/sdtformatlock" xmlns:w16se="http://schemas.microsoft.com/office/word/2015/wordml/symex" xmlns:wpg="http://schemas.microsoft.com/office/word/2010/wordprocessingGroup" xmlns:wpi="http://schemas.microsoft.com/office/word/2010/wordprocessingInk" xmlns:wne="http://schemas.microsoft.com/office/word/2006/wordml" xmlns:wps="http://schemas.microsoft.com/office/word/2010/wordprocessingShape" mc:Ignorable="w14 w15 w16se w16cid w16 w16cex w16sdtdh w16sdtfl w16du wp14">
   <w:body>
     <w:p>
       <w:pPr>
@@ -64,32 +64,19 @@
         <w:rPr>
           <w:sz w:val="22"/>
         </w:rPr>
-        <w:t>Entwurf ei</w:t>
-      </w:r>
-      <w:r>
-        <w:rPr>
-          <w:sz w:val="22"/>
-        </w:rPr>
-        <w:t>nes Versuchsstandes für Kreisel</w:t>
-      </w:r>
-      <w:r>
-        <w:rPr>
-          <w:sz w:val="22"/>
-        </w:rPr>
-        <w:t xml:space="preserve">pumpen, welcher in </w:t>
-      </w:r>
-      <w:r>
-        <w:rPr>
-          <w:sz w:val="22"/>
-        </w:rPr>
-        <w:t>ebener</w:t>
-      </w:r>
-      <w:r>
-        <w:rPr>
-          <w:sz w:val="22"/>
-        </w:rPr>
-        <w:t xml:space="preserve"> Ausführung verbaut wird</w:t>
-      </w:r>
+        <w:t>Basketball Effizienzsteigerung durch Videoanalyse</w:t>
+      </w:r>
+    </w:p>
+    <w:p>
+      <w:pPr>
+        <w:tabs>
+          <w:tab w:val="left" w:pos="3119"/>
+        </w:tabs>
+        <w:ind w:left="3119" w:hanging="3119"/>
+        <w:rPr>
+          <w:sz w:val="22"/>
+        </w:rPr>
+      </w:pPr>
     </w:p>
     <w:p>
       <w:pPr>
@@ -141,40 +128,14 @@
         <w:rPr>
           <w:sz w:val="22"/>
         </w:rPr>
-        <w:t>Maximilian Maier</w:t>
-      </w:r>
-      <w:r>
-        <w:rPr>
-          <w:sz w:val="22"/>
-        </w:rPr>
-        <w:t xml:space="preserve">, </w:t>
-      </w:r>
-      <w:r>
-        <w:rPr>
-          <w:sz w:val="22"/>
-        </w:rPr>
-        <w:t>Elisabeth Muster</w:t>
-      </w:r>
-      <w:r>
-        <w:rPr>
-          <w:sz w:val="22"/>
-        </w:rPr>
-        <w:t xml:space="preserve">, </w:t>
-      </w:r>
-      <w:r>
-        <w:rPr>
-          <w:sz w:val="22"/>
-        </w:rPr>
-        <w:t xml:space="preserve">Peter </w:t>
-      </w:r>
-      <w:proofErr w:type="spellStart"/>
-      <w:r>
-        <w:rPr>
-          <w:sz w:val="22"/>
-        </w:rPr>
-        <w:t>Zapfel</w:t>
-      </w:r>
-      <w:proofErr w:type="spellEnd"/>
+        <w:t>Bacher Fabian, Dalipovic Nino, Gutmann Florian</w:t>
+      </w:r>
+      <w:r>
+        <w:rPr>
+          <w:sz w:val="22"/>
+        </w:rPr>
+        <w:t xml:space="preserve"> Wolfgruber Bastian</w:t>
+      </w:r>
     </w:p>
     <w:p>
       <w:pPr>
@@ -224,7 +185,19 @@
         <w:rPr>
           <w:sz w:val="22"/>
         </w:rPr>
-        <w:t>5AH</w:t>
+        <w:t>5</w:t>
+      </w:r>
+      <w:r>
+        <w:rPr>
+          <w:sz w:val="22"/>
+        </w:rPr>
+        <w:t>B</w:t>
+      </w:r>
+      <w:r>
+        <w:rPr>
+          <w:sz w:val="22"/>
+        </w:rPr>
+        <w:t>H</w:t>
       </w:r>
       <w:r>
         <w:rPr>
@@ -232,8 +205,6 @@
         </w:rPr>
         <w:t>WIN</w:t>
       </w:r>
-      <w:bookmarkStart w:id="0" w:name="_GoBack"/>
-      <w:bookmarkEnd w:id="0"/>
     </w:p>
     <w:p>
       <w:pPr>
@@ -261,7 +232,13 @@
         <w:rPr>
           <w:sz w:val="22"/>
         </w:rPr>
-        <w:t>Dr. Turbo</w:t>
+        <w:t>D</w:t>
+      </w:r>
+      <w:r>
+        <w:rPr>
+          <w:sz w:val="22"/>
+        </w:rPr>
+        <w:t>I Darko Jankovic</w:t>
       </w:r>
     </w:p>
     <w:p>
@@ -341,7 +318,31 @@
         <w:rPr>
           <w:sz w:val="22"/>
         </w:rPr>
-        <w:t>11.12.2020</w:t>
+        <w:t>11</w:t>
+      </w:r>
+      <w:r>
+        <w:rPr>
+          <w:sz w:val="22"/>
+        </w:rPr>
+        <w:t>.</w:t>
+      </w:r>
+      <w:r>
+        <w:rPr>
+          <w:sz w:val="22"/>
+        </w:rPr>
+        <w:t>06</w:t>
+      </w:r>
+      <w:r>
+        <w:rPr>
+          <w:sz w:val="22"/>
+        </w:rPr>
+        <w:t>.202</w:t>
+      </w:r>
+      <w:r>
+        <w:rPr>
+          <w:sz w:val="22"/>
+        </w:rPr>
+        <w:t>5</w:t>
       </w:r>
     </w:p>
     <w:p>
@@ -371,7 +372,19 @@
         <w:rPr>
           <w:sz w:val="22"/>
         </w:rPr>
-        <w:t>10:00 Uhr</w:t>
+        <w:t>15:15</w:t>
+      </w:r>
+      <w:r>
+        <w:rPr>
+          <w:sz w:val="22"/>
+        </w:rPr>
+        <w:t xml:space="preserve"> </w:t>
+      </w:r>
+      <w:r>
+        <w:rPr>
+          <w:sz w:val="22"/>
+        </w:rPr>
+        <w:t>Uhr</w:t>
       </w:r>
     </w:p>
     <w:p>
@@ -493,6 +506,13 @@
                 <w:sz w:val="22"/>
               </w:rPr>
             </w:pPr>
+            <w:r>
+              <w:rPr>
+                <w:rFonts w:cs="Arial"/>
+                <w:sz w:val="22"/>
+              </w:rPr>
+              <w:t>Bacher Fabian</w:t>
+            </w:r>
           </w:p>
         </w:tc>
         <w:tc>
@@ -508,6 +528,14 @@
                 <w:sz w:val="22"/>
               </w:rPr>
             </w:pPr>
+            <w:r>
+              <w:rPr>
+                <w:rFonts w:cs="Arial"/>
+                <w:color w:val="auto"/>
+                <w:sz w:val="22"/>
+              </w:rPr>
+              <w:t>Aufgabenbesprechung</w:t>
+            </w:r>
           </w:p>
         </w:tc>
       </w:tr>
@@ -524,6 +552,13 @@
                 <w:sz w:val="22"/>
               </w:rPr>
             </w:pPr>
+            <w:r>
+              <w:rPr>
+                <w:rFonts w:cs="Arial"/>
+                <w:sz w:val="22"/>
+              </w:rPr>
+              <w:t>Dalipovic Nino</w:t>
+            </w:r>
           </w:p>
         </w:tc>
         <w:tc>
@@ -539,6 +574,14 @@
                 <w:sz w:val="22"/>
               </w:rPr>
             </w:pPr>
+            <w:r>
+              <w:rPr>
+                <w:rFonts w:cs="Arial"/>
+                <w:color w:val="auto"/>
+                <w:sz w:val="22"/>
+              </w:rPr>
+              <w:t>Aufgabenbesprechung</w:t>
+            </w:r>
           </w:p>
         </w:tc>
       </w:tr>
@@ -555,6 +598,13 @@
                 <w:sz w:val="22"/>
               </w:rPr>
             </w:pPr>
+            <w:r>
+              <w:rPr>
+                <w:rFonts w:cs="Arial"/>
+                <w:sz w:val="22"/>
+              </w:rPr>
+              <w:t>Gutmann Florian</w:t>
+            </w:r>
           </w:p>
         </w:tc>
         <w:tc>
@@ -570,6 +620,60 @@
                 <w:sz w:val="22"/>
               </w:rPr>
             </w:pPr>
+            <w:r>
+              <w:rPr>
+                <w:rFonts w:cs="Arial"/>
+                <w:color w:val="auto"/>
+                <w:sz w:val="22"/>
+              </w:rPr>
+              <w:t>Aufgabenbesprechung</w:t>
+            </w:r>
+          </w:p>
+        </w:tc>
+      </w:tr>
+      <w:tr>
+        <w:tc>
+          <w:tcPr>
+            <w:tcW w:w="1838" w:type="dxa"/>
+            <w:vAlign w:val="center"/>
+          </w:tcPr>
+          <w:p>
+            <w:pPr>
+              <w:rPr>
+                <w:rFonts w:cs="Arial"/>
+                <w:sz w:val="22"/>
+              </w:rPr>
+            </w:pPr>
+            <w:r>
+              <w:rPr>
+                <w:rFonts w:cs="Arial"/>
+                <w:sz w:val="22"/>
+              </w:rPr>
+              <w:t>Wolfgruber Bastion</w:t>
+            </w:r>
+          </w:p>
+        </w:tc>
+        <w:tc>
+          <w:tcPr>
+            <w:tcW w:w="7655" w:type="dxa"/>
+            <w:vAlign w:val="center"/>
+          </w:tcPr>
+          <w:p>
+            <w:pPr>
+              <w:rPr>
+                <w:rFonts w:cs="Arial"/>
+                <w:color w:val="auto"/>
+                <w:sz w:val="22"/>
+              </w:rPr>
+            </w:pPr>
+            <w:r>
+              <w:rPr>
+                <w:rFonts w:cs="Arial"/>
+                <w:color w:val="auto"/>
+                <w:sz w:val="22"/>
+              </w:rPr>
+              <w:t>Aufgabenbesprechung</w:t>
+            </w:r>
           </w:p>
         </w:tc>
       </w:tr>
@@ -611,7 +715,7 @@
     <w:tbl>
       <w:tblPr>
         <w:tblpPr w:leftFromText="142" w:rightFromText="142" w:vertAnchor="text" w:horzAnchor="margin" w:tblpX="109" w:tblpY="35"/>
-        <w:tblW w:w="9493" w:type="dxa"/>
+        <w:tblW w:w="9692" w:type="dxa"/>
         <w:tblBorders>
           <w:top w:val="single" w:sz="4" w:space="0" w:color="auto"/>
           <w:left w:val="single" w:sz="4" w:space="0" w:color="auto"/>
@@ -624,14 +728,17 @@
         <w:tblLook w:val="00A0" w:firstRow="1" w:lastRow="0" w:firstColumn="1" w:lastColumn="0" w:noHBand="0" w:noVBand="0"/>
       </w:tblPr>
       <w:tblGrid>
-        <w:gridCol w:w="1838"/>
-        <w:gridCol w:w="5812"/>
-        <w:gridCol w:w="1843"/>
+        <w:gridCol w:w="1876"/>
+        <w:gridCol w:w="5935"/>
+        <w:gridCol w:w="1881"/>
       </w:tblGrid>
       <w:tr>
+        <w:trPr>
+          <w:trHeight w:val="263"/>
+        </w:trPr>
         <w:tc>
           <w:tcPr>
-            <w:tcW w:w="1838" w:type="dxa"/>
+            <w:tcW w:w="1876" w:type="dxa"/>
             <w:vAlign w:val="center"/>
           </w:tcPr>
           <w:p>
@@ -654,7 +761,7 @@
         </w:tc>
         <w:tc>
           <w:tcPr>
-            <w:tcW w:w="5812" w:type="dxa"/>
+            <w:tcW w:w="5935" w:type="dxa"/>
             <w:vAlign w:val="center"/>
           </w:tcPr>
           <w:p>
@@ -677,7 +784,7 @@
         </w:tc>
         <w:tc>
           <w:tcPr>
-            <w:tcW w:w="1843" w:type="dxa"/>
+            <w:tcW w:w="1881" w:type="dxa"/>
             <w:vAlign w:val="center"/>
           </w:tcPr>
           <w:p>
@@ -707,9 +814,12 @@
         </w:tc>
       </w:tr>
       <w:tr>
+        <w:trPr>
+          <w:trHeight w:val="135"/>
+        </w:trPr>
         <w:tc>
           <w:tcPr>
-            <w:tcW w:w="1838" w:type="dxa"/>
+            <w:tcW w:w="1876" w:type="dxa"/>
             <w:vAlign w:val="center"/>
           </w:tcPr>
           <w:p>
@@ -719,11 +829,18 @@
                 <w:sz w:val="22"/>
               </w:rPr>
             </w:pPr>
+            <w:r>
+              <w:rPr>
+                <w:rFonts w:cs="Arial"/>
+                <w:sz w:val="22"/>
+              </w:rPr>
+              <w:t>Bacher Fabian</w:t>
+            </w:r>
           </w:p>
         </w:tc>
         <w:tc>
           <w:tcPr>
-            <w:tcW w:w="5812" w:type="dxa"/>
+            <w:tcW w:w="5935" w:type="dxa"/>
             <w:vAlign w:val="center"/>
           </w:tcPr>
           <w:p>
@@ -734,11 +851,19 @@
                 <w:sz w:val="22"/>
               </w:rPr>
             </w:pPr>
+            <w:r>
+              <w:rPr>
+                <w:rFonts w:cs="Arial"/>
+                <w:color w:val="auto"/>
+                <w:sz w:val="22"/>
+              </w:rPr>
+              <w:t>Soll-Analyse</w:t>
+            </w:r>
           </w:p>
         </w:tc>
         <w:tc>
           <w:tcPr>
-            <w:tcW w:w="1843" w:type="dxa"/>
+            <w:tcW w:w="1881" w:type="dxa"/>
           </w:tcPr>
           <w:p>
             <w:pPr>
@@ -751,9 +876,12 @@
         </w:tc>
       </w:tr>
       <w:tr>
+        <w:trPr>
+          <w:trHeight w:val="135"/>
+        </w:trPr>
         <w:tc>
           <w:tcPr>
-            <w:tcW w:w="1838" w:type="dxa"/>
+            <w:tcW w:w="1876" w:type="dxa"/>
             <w:vAlign w:val="center"/>
           </w:tcPr>
           <w:p>
@@ -763,11 +891,18 @@
                 <w:sz w:val="22"/>
               </w:rPr>
             </w:pPr>
+            <w:r>
+              <w:rPr>
+                <w:rFonts w:cs="Arial"/>
+                <w:sz w:val="22"/>
+              </w:rPr>
+              <w:t>Dalipovic Nino</w:t>
+            </w:r>
           </w:p>
         </w:tc>
         <w:tc>
           <w:tcPr>
-            <w:tcW w:w="5812" w:type="dxa"/>
+            <w:tcW w:w="5935" w:type="dxa"/>
             <w:vAlign w:val="center"/>
           </w:tcPr>
           <w:p>
@@ -778,11 +913,19 @@
                 <w:sz w:val="22"/>
               </w:rPr>
             </w:pPr>
+            <w:r>
+              <w:rPr>
+                <w:rFonts w:cs="Arial"/>
+                <w:color w:val="auto"/>
+                <w:sz w:val="22"/>
+              </w:rPr>
+              <w:t>Frontend</w:t>
+            </w:r>
           </w:p>
         </w:tc>
         <w:tc>
           <w:tcPr>
-            <w:tcW w:w="1843" w:type="dxa"/>
+            <w:tcW w:w="1881" w:type="dxa"/>
           </w:tcPr>
           <w:p>
             <w:pPr>
@@ -795,9 +938,12 @@
         </w:tc>
       </w:tr>
       <w:tr>
+        <w:trPr>
+          <w:trHeight w:val="271"/>
+        </w:trPr>
         <w:tc>
           <w:tcPr>
-            <w:tcW w:w="1838" w:type="dxa"/>
+            <w:tcW w:w="1876" w:type="dxa"/>
             <w:vAlign w:val="center"/>
           </w:tcPr>
           <w:p>
@@ -807,11 +953,18 @@
                 <w:sz w:val="22"/>
               </w:rPr>
             </w:pPr>
+            <w:r>
+              <w:rPr>
+                <w:rFonts w:cs="Arial"/>
+                <w:sz w:val="22"/>
+              </w:rPr>
+              <w:t>Gutmann Florian</w:t>
+            </w:r>
           </w:p>
         </w:tc>
         <w:tc>
           <w:tcPr>
-            <w:tcW w:w="5812" w:type="dxa"/>
+            <w:tcW w:w="5935" w:type="dxa"/>
             <w:vAlign w:val="center"/>
           </w:tcPr>
           <w:p>
@@ -822,11 +975,19 @@
                 <w:sz w:val="22"/>
               </w:rPr>
             </w:pPr>
+            <w:r>
+              <w:rPr>
+                <w:rFonts w:cs="Arial"/>
+                <w:color w:val="auto"/>
+                <w:sz w:val="22"/>
+              </w:rPr>
+              <w:t>Backend</w:t>
+            </w:r>
           </w:p>
         </w:tc>
         <w:tc>
           <w:tcPr>
-            <w:tcW w:w="1843" w:type="dxa"/>
+            <w:tcW w:w="1881" w:type="dxa"/>
           </w:tcPr>
           <w:p>
             <w:pPr>
@@ -839,9 +1000,12 @@
         </w:tc>
       </w:tr>
       <w:tr>
+        <w:trPr>
+          <w:trHeight w:val="271"/>
+        </w:trPr>
         <w:tc>
           <w:tcPr>
-            <w:tcW w:w="1838" w:type="dxa"/>
+            <w:tcW w:w="1876" w:type="dxa"/>
             <w:vAlign w:val="center"/>
           </w:tcPr>
           <w:p>
@@ -852,11 +1016,19 @@
                 <w:sz w:val="22"/>
               </w:rPr>
             </w:pPr>
+            <w:r>
+              <w:rPr>
+                <w:rFonts w:ascii="Helvetica" w:hAnsi="Helvetica" w:cs="Arial"/>
+                <w:strike/>
+                <w:sz w:val="22"/>
+              </w:rPr>
+              <w:t>Wolfgruber Bastian</w:t>
+            </w:r>
           </w:p>
         </w:tc>
         <w:tc>
           <w:tcPr>
-            <w:tcW w:w="5812" w:type="dxa"/>
+            <w:tcW w:w="5935" w:type="dxa"/>
             <w:vAlign w:val="center"/>
           </w:tcPr>
           <w:p>
@@ -867,104 +1039,24 @@
                 <w:sz w:val="22"/>
               </w:rPr>
             </w:pPr>
+            <w:r>
+              <w:rPr>
+                <w:rFonts w:ascii="Helvetica" w:hAnsi="Helvetica" w:cs="Arial"/>
+                <w:color w:val="auto"/>
+                <w:sz w:val="22"/>
+              </w:rPr>
+              <w:t>Ist-Analyse</w:t>
+            </w:r>
           </w:p>
         </w:tc>
         <w:tc>
           <w:tcPr>
-            <w:tcW w:w="1843" w:type="dxa"/>
+            <w:tcW w:w="1881" w:type="dxa"/>
           </w:tcPr>
           <w:p>
             <w:pPr>
               <w:rPr>
                 <w:rFonts w:ascii="Helvetica" w:hAnsi="Helvetica" w:cs="Arial"/>
-                <w:sz w:val="22"/>
-              </w:rPr>
-            </w:pPr>
-          </w:p>
-        </w:tc>
-      </w:tr>
-      <w:tr>
-        <w:tc>
-          <w:tcPr>
-            <w:tcW w:w="1838" w:type="dxa"/>
-            <w:vAlign w:val="center"/>
-          </w:tcPr>
-          <w:p>
-            <w:pPr>
-              <w:rPr>
-                <w:rFonts w:cs="Arial"/>
-                <w:sz w:val="22"/>
-              </w:rPr>
-            </w:pPr>
-          </w:p>
-        </w:tc>
-        <w:tc>
-          <w:tcPr>
-            <w:tcW w:w="5812" w:type="dxa"/>
-            <w:vAlign w:val="center"/>
-          </w:tcPr>
-          <w:p>
-            <w:pPr>
-              <w:rPr>
-                <w:rFonts w:cs="Arial"/>
-                <w:color w:val="auto"/>
-                <w:sz w:val="22"/>
-              </w:rPr>
-            </w:pPr>
-          </w:p>
-        </w:tc>
-        <w:tc>
-          <w:tcPr>
-            <w:tcW w:w="1843" w:type="dxa"/>
-          </w:tcPr>
-          <w:p>
-            <w:pPr>
-              <w:rPr>
-                <w:rFonts w:cs="Arial"/>
-                <w:sz w:val="22"/>
-              </w:rPr>
-            </w:pPr>
-          </w:p>
-        </w:tc>
-      </w:tr>
-      <w:tr>
-        <w:tc>
-          <w:tcPr>
-            <w:tcW w:w="1838" w:type="dxa"/>
-            <w:vAlign w:val="center"/>
-          </w:tcPr>
-          <w:p>
-            <w:pPr>
-              <w:rPr>
-                <w:rFonts w:cs="Arial"/>
-                <w:sz w:val="22"/>
-              </w:rPr>
-            </w:pPr>
-          </w:p>
-        </w:tc>
-        <w:tc>
-          <w:tcPr>
-            <w:tcW w:w="5812" w:type="dxa"/>
-            <w:vAlign w:val="center"/>
-          </w:tcPr>
-          <w:p>
-            <w:pPr>
-              <w:rPr>
-                <w:rFonts w:cs="Arial"/>
-                <w:color w:val="auto"/>
-                <w:sz w:val="22"/>
-              </w:rPr>
-            </w:pPr>
-          </w:p>
-        </w:tc>
-        <w:tc>
-          <w:tcPr>
-            <w:tcW w:w="1843" w:type="dxa"/>
-          </w:tcPr>
-          <w:p>
-            <w:pPr>
-              <w:rPr>
-                <w:rFonts w:cs="Arial"/>
                 <w:sz w:val="22"/>
               </w:rPr>
             </w:pPr>
@@ -979,10 +1071,83 @@
           <w:sz w:val="22"/>
         </w:rPr>
       </w:pPr>
+      <w:r>
+        <w:rPr>
+          <w:sz w:val="22"/>
+        </w:rPr>
+        <w:drawing>
+          <wp:anchor distT="0" distB="0" distL="114300" distR="114300" simplePos="0" relativeHeight="251658240" behindDoc="0" locked="0" layoutInCell="1" allowOverlap="1" wp14:anchorId="3A669CE3" wp14:editId="5F476294">
+            <wp:simplePos x="0" y="0"/>
+            <wp:positionH relativeFrom="column">
+              <wp:posOffset>2232025</wp:posOffset>
+            </wp:positionH>
+            <wp:positionV relativeFrom="paragraph">
+              <wp:posOffset>1280795</wp:posOffset>
+            </wp:positionV>
+            <wp:extent cx="1971675" cy="2365038"/>
+            <wp:effectExtent l="0" t="0" r="0" b="0"/>
+            <wp:wrapNone/>
+            <wp:docPr id="1251491529" name="Grafik 2"/>
+            <wp:cNvGraphicFramePr>
+              <a:graphicFrameLocks xmlns:a="http://schemas.openxmlformats.org/drawingml/2006/main" noChangeAspect="1"/>
+            </wp:cNvGraphicFramePr>
+            <a:graphic xmlns:a="http://schemas.openxmlformats.org/drawingml/2006/main">
+              <a:graphicData uri="http://schemas.openxmlformats.org/drawingml/2006/picture">
+                <pic:pic xmlns:pic="http://schemas.openxmlformats.org/drawingml/2006/picture">
+                  <pic:nvPicPr>
+                    <pic:cNvPr id="0" name="Picture 6"/>
+                    <pic:cNvPicPr>
+                      <a:picLocks noChangeAspect="1" noChangeArrowheads="1"/>
+                    </pic:cNvPicPr>
+                  </pic:nvPicPr>
+                  <pic:blipFill>
+                    <a:blip r:embed="rId7">
+                      <a:extLst>
+                        <a:ext uri="{28A0092B-C50C-407E-A947-70E740481C1C}">
+                          <a14:useLocalDpi xmlns:a14="http://schemas.microsoft.com/office/drawing/2010/main" val="0"/>
+                        </a:ext>
+                      </a:extLst>
+                    </a:blip>
+                    <a:srcRect/>
+                    <a:stretch>
+                      <a:fillRect/>
+                    </a:stretch>
+                  </pic:blipFill>
+                  <pic:spPr bwMode="auto">
+                    <a:xfrm>
+                      <a:off x="0" y="0"/>
+                      <a:ext cx="1971675" cy="2365038"/>
+                    </a:xfrm>
+                    <a:prstGeom prst="rect">
+                      <a:avLst/>
+                    </a:prstGeom>
+                    <a:noFill/>
+                    <a:ln>
+                      <a:noFill/>
+                    </a:ln>
+                  </pic:spPr>
+                </pic:pic>
+              </a:graphicData>
+            </a:graphic>
+            <wp14:sizeRelH relativeFrom="margin">
+              <wp14:pctWidth>0</wp14:pctWidth>
+            </wp14:sizeRelH>
+            <wp14:sizeRelV relativeFrom="margin">
+              <wp14:pctHeight>0</wp14:pctHeight>
+            </wp14:sizeRelV>
+          </wp:anchor>
+        </w:drawing>
+      </w:r>
+      <w:r>
+        <w:rPr>
+          <w:sz w:val="22"/>
+        </w:rPr>
+        <w:t> </w:t>
+      </w:r>
     </w:p>
     <w:sectPr>
-      <w:headerReference w:type="default" r:id="rId7"/>
-      <w:footerReference w:type="default" r:id="rId8"/>
+      <w:headerReference w:type="default" r:id="rId8"/>
+      <w:footerReference w:type="default" r:id="rId9"/>
       <w:pgSz w:w="11906" w:h="16838"/>
       <w:pgMar w:top="1134" w:right="1134" w:bottom="1134" w:left="1134" w:header="709" w:footer="709" w:gutter="0"/>
       <w:cols w:space="708"/>
@@ -993,7 +1158,7 @@
 </file>
 
 <file path=word/endnotes.xml><?xml version="1.0" encoding="utf-8"?>
-<w:endnotes xmlns:wpc="http://schemas.microsoft.com/office/word/2010/wordprocessingCanvas" xmlns:cx="http://schemas.microsoft.com/office/drawing/2014/chartex" xmlns:cx1="http://schemas.microsoft.com/office/drawing/2015/9/8/chartex" xmlns:cx2="http://schemas.microsoft.com/office/drawing/2015/10/21/chartex" xmlns:cx3="http://schemas.microsoft.com/office/drawing/2016/5/9/chartex" xmlns:cx4="http://schemas.microsoft.com/office/drawing/2016/5/10/chartex" xmlns:cx5="http://schemas.microsoft.com/office/drawing/2016/5/11/chartex" xmlns:cx6="http://schemas.microsoft.com/office/drawing/2016/5/12/chartex" xmlns:cx7="http://schemas.microsoft.com/office/drawing/2016/5/13/chartex" xmlns:cx8="http://schemas.microsoft.com/office/drawing/2016/5/14/chartex" xmlns:mc="http://schemas.openxmlformats.org/markup-compatibility/2006" xmlns:aink="http://schemas.microsoft.com/office/drawing/2016/ink" xmlns:am3d="http://schemas.microsoft.com/office/drawing/2017/model3d" xmlns:o="urn:schemas-microsoft-com:office:office" xmlns:r="http://schemas.openxmlformats.org/officeDocument/2006/relationships" xmlns:m="http://schemas.openxmlformats.org/officeDocument/2006/math" xmlns:v="urn:schemas-microsoft-com:vml" xmlns:wp14="http://schemas.microsoft.com/office/word/2010/wordprocessingDrawing" xmlns:wp="http://schemas.openxmlformats.org/drawingml/2006/wordprocessingDrawing" xmlns:w10="urn:schemas-microsoft-com:office:word" xmlns:w="http://schemas.openxmlformats.org/wordprocessingml/2006/main" xmlns:w14="http://schemas.microsoft.com/office/word/2010/wordml" xmlns:w15="http://schemas.microsoft.com/office/word/2012/wordml" xmlns:w16cid="http://schemas.microsoft.com/office/word/2016/wordml/cid" xmlns:w16se="http://schemas.microsoft.com/office/word/2015/wordml/symex" xmlns:wpg="http://schemas.microsoft.com/office/word/2010/wordprocessingGroup" xmlns:wpi="http://schemas.microsoft.com/office/word/2010/wordprocessingInk" xmlns:wne="http://schemas.microsoft.com/office/word/2006/wordml" xmlns:wps="http://schemas.microsoft.com/office/word/2010/wordprocessingShape" mc:Ignorable="w14 w15 w16se w16cid wp14">
+<w:endnotes xmlns:wpc="http://schemas.microsoft.com/office/word/2010/wordprocessingCanvas" xmlns:cx="http://schemas.microsoft.com/office/drawing/2014/chartex" xmlns:cx1="http://schemas.microsoft.com/office/drawing/2015/9/8/chartex" xmlns:cx2="http://schemas.microsoft.com/office/drawing/2015/10/21/chartex" xmlns:cx3="http://schemas.microsoft.com/office/drawing/2016/5/9/chartex" xmlns:cx4="http://schemas.microsoft.com/office/drawing/2016/5/10/chartex" xmlns:cx5="http://schemas.microsoft.com/office/drawing/2016/5/11/chartex" xmlns:cx6="http://schemas.microsoft.com/office/drawing/2016/5/12/chartex" xmlns:cx7="http://schemas.microsoft.com/office/drawing/2016/5/13/chartex" xmlns:cx8="http://schemas.microsoft.com/office/drawing/2016/5/14/chartex" xmlns:mc="http://schemas.openxmlformats.org/markup-compatibility/2006" xmlns:aink="http://schemas.microsoft.com/office/drawing/2016/ink" xmlns:am3d="http://schemas.microsoft.com/office/drawing/2017/model3d" xmlns:o="urn:schemas-microsoft-com:office:office" xmlns:oel="http://schemas.microsoft.com/office/2019/extlst" xmlns:r="http://schemas.openxmlformats.org/officeDocument/2006/relationships" xmlns:m="http://schemas.openxmlformats.org/officeDocument/2006/math" xmlns:v="urn:schemas-microsoft-com:vml" xmlns:wp14="http://schemas.microsoft.com/office/word/2010/wordprocessingDrawing" xmlns:wp="http://schemas.openxmlformats.org/drawingml/2006/wordprocessingDrawing" xmlns:w10="urn:schemas-microsoft-com:office:word" xmlns:w="http://schemas.openxmlformats.org/wordprocessingml/2006/main" xmlns:w14="http://schemas.microsoft.com/office/word/2010/wordml" xmlns:w15="http://schemas.microsoft.com/office/word/2012/wordml" xmlns:w16cex="http://schemas.microsoft.com/office/word/2018/wordml/cex" xmlns:w16cid="http://schemas.microsoft.com/office/word/2016/wordml/cid" xmlns:w16="http://schemas.microsoft.com/office/word/2018/wordml" xmlns:w16du="http://schemas.microsoft.com/office/word/2023/wordml/word16du" xmlns:w16sdtdh="http://schemas.microsoft.com/office/word/2020/wordml/sdtdatahash" xmlns:w16sdtfl="http://schemas.microsoft.com/office/word/2024/wordml/sdtformatlock" xmlns:w16se="http://schemas.microsoft.com/office/word/2015/wordml/symex" xmlns:wpg="http://schemas.microsoft.com/office/word/2010/wordprocessingGroup" xmlns:wpi="http://schemas.microsoft.com/office/word/2010/wordprocessingInk" xmlns:wne="http://schemas.microsoft.com/office/word/2006/wordml" xmlns:wps="http://schemas.microsoft.com/office/word/2010/wordprocessingShape" mc:Ignorable="w14 w15 w16se w16cid w16 w16cex w16sdtdh w16sdtfl w16du wp14">
   <w:endnote w:type="separator" w:id="-1">
     <w:p>
       <w:r>
@@ -1012,7 +1177,7 @@
 </file>
 
 <file path=word/footer1.xml><?xml version="1.0" encoding="utf-8"?>
-<w:ftr xmlns:wpc="http://schemas.microsoft.com/office/word/2010/wordprocessingCanvas" xmlns:cx="http://schemas.microsoft.com/office/drawing/2014/chartex" xmlns:cx1="http://schemas.microsoft.com/office/drawing/2015/9/8/chartex" xmlns:cx2="http://schemas.microsoft.com/office/drawing/2015/10/21/chartex" xmlns:cx3="http://schemas.microsoft.com/office/drawing/2016/5/9/chartex" xmlns:cx4="http://schemas.microsoft.com/office/drawing/2016/5/10/chartex" xmlns:cx5="http://schemas.microsoft.com/office/drawing/2016/5/11/chartex" xmlns:cx6="http://schemas.microsoft.com/office/drawing/2016/5/12/chartex" xmlns:cx7="http://schemas.microsoft.com/office/drawing/2016/5/13/chartex" xmlns:cx8="http://schemas.microsoft.com/office/drawing/2016/5/14/chartex" xmlns:mc="http://schemas.openxmlformats.org/markup-compatibility/2006" xmlns:aink="http://schemas.microsoft.com/office/drawing/2016/ink" xmlns:am3d="http://schemas.microsoft.com/office/drawing/2017/model3d" xmlns:o="urn:schemas-microsoft-com:office:office" xmlns:r="http://schemas.openxmlformats.org/officeDocument/2006/relationships" xmlns:m="http://schemas.openxmlformats.org/officeDocument/2006/math" xmlns:v="urn:schemas-microsoft-com:vml" xmlns:wp14="http://schemas.microsoft.com/office/word/2010/wordprocessingDrawing" xmlns:wp="http://schemas.openxmlformats.org/drawingml/2006/wordprocessingDrawing" xmlns:w10="urn:schemas-microsoft-com:office:word" xmlns:w="http://schemas.openxmlformats.org/wordprocessingml/2006/main" xmlns:w14="http://schemas.microsoft.com/office/word/2010/wordml" xmlns:w15="http://schemas.microsoft.com/office/word/2012/wordml" xmlns:w16cid="http://schemas.microsoft.com/office/word/2016/wordml/cid" xmlns:w16se="http://schemas.microsoft.com/office/word/2015/wordml/symex" xmlns:wpg="http://schemas.microsoft.com/office/word/2010/wordprocessingGroup" xmlns:wpi="http://schemas.microsoft.com/office/word/2010/wordprocessingInk" xmlns:wne="http://schemas.microsoft.com/office/word/2006/wordml" xmlns:wps="http://schemas.microsoft.com/office/word/2010/wordprocessingShape" mc:Ignorable="w14 w15 w16se w16cid wp14">
+<w:ftr xmlns:wpc="http://schemas.microsoft.com/office/word/2010/wordprocessingCanvas" xmlns:cx="http://schemas.microsoft.com/office/drawing/2014/chartex" xmlns:cx1="http://schemas.microsoft.com/office/drawing/2015/9/8/chartex" xmlns:cx2="http://schemas.microsoft.com/office/drawing/2015/10/21/chartex" xmlns:cx3="http://schemas.microsoft.com/office/drawing/2016/5/9/chartex" xmlns:cx4="http://schemas.microsoft.com/office/drawing/2016/5/10/chartex" xmlns:cx5="http://schemas.microsoft.com/office/drawing/2016/5/11/chartex" xmlns:cx6="http://schemas.microsoft.com/office/drawing/2016/5/12/chartex" xmlns:cx7="http://schemas.microsoft.com/office/drawing/2016/5/13/chartex" xmlns:cx8="http://schemas.microsoft.com/office/drawing/2016/5/14/chartex" xmlns:mc="http://schemas.openxmlformats.org/markup-compatibility/2006" xmlns:aink="http://schemas.microsoft.com/office/drawing/2016/ink" xmlns:am3d="http://schemas.microsoft.com/office/drawing/2017/model3d" xmlns:o="urn:schemas-microsoft-com:office:office" xmlns:oel="http://schemas.microsoft.com/office/2019/extlst" xmlns:r="http://schemas.openxmlformats.org/officeDocument/2006/relationships" xmlns:m="http://schemas.openxmlformats.org/officeDocument/2006/math" xmlns:v="urn:schemas-microsoft-com:vml" xmlns:wp14="http://schemas.microsoft.com/office/word/2010/wordprocessingDrawing" xmlns:wp="http://schemas.openxmlformats.org/drawingml/2006/wordprocessingDrawing" xmlns:w10="urn:schemas-microsoft-com:office:word" xmlns:w="http://schemas.openxmlformats.org/wordprocessingml/2006/main" xmlns:w14="http://schemas.microsoft.com/office/word/2010/wordml" xmlns:w15="http://schemas.microsoft.com/office/word/2012/wordml" xmlns:w16cex="http://schemas.microsoft.com/office/word/2018/wordml/cex" xmlns:w16cid="http://schemas.microsoft.com/office/word/2016/wordml/cid" xmlns:w16="http://schemas.microsoft.com/office/word/2018/wordml" xmlns:w16du="http://schemas.microsoft.com/office/word/2023/wordml/word16du" xmlns:w16sdtdh="http://schemas.microsoft.com/office/word/2020/wordml/sdtdatahash" xmlns:w16sdtfl="http://schemas.microsoft.com/office/word/2024/wordml/sdtformatlock" xmlns:w16se="http://schemas.microsoft.com/office/word/2015/wordml/symex" xmlns:wpg="http://schemas.microsoft.com/office/word/2010/wordprocessingGroup" xmlns:wpi="http://schemas.microsoft.com/office/word/2010/wordprocessingInk" xmlns:wne="http://schemas.microsoft.com/office/word/2006/wordml" xmlns:wps="http://schemas.microsoft.com/office/word/2010/wordprocessingShape" mc:Ignorable="w14 w15 w16se w16cid w16 w16cex w16sdtdh w16sdtfl w16du wp14">
   <w:tbl>
     <w:tblPr>
       <w:tblW w:w="4950" w:type="pct"/>
@@ -1044,7 +1209,6 @@
       <w:tc>
         <w:tcPr>
           <w:tcW w:w="8289" w:type="dxa"/>
-          <w:shd w:val="clear" w:color="auto" w:fill="auto"/>
           <w:vAlign w:val="center"/>
         </w:tcPr>
         <w:p>
@@ -1135,7 +1299,6 @@
       <w:tc>
         <w:tcPr>
           <w:tcW w:w="1243" w:type="dxa"/>
-          <w:shd w:val="clear" w:color="auto" w:fill="auto"/>
           <w:vAlign w:val="center"/>
         </w:tcPr>
         <w:p>
@@ -1269,7 +1432,7 @@
 </file>
 
 <file path=word/footnotes.xml><?xml version="1.0" encoding="utf-8"?>
-<w:footnotes xmlns:wpc="http://schemas.microsoft.com/office/word/2010/wordprocessingCanvas" xmlns:cx="http://schemas.microsoft.com/office/drawing/2014/chartex" xmlns:cx1="http://schemas.microsoft.com/office/drawing/2015/9/8/chartex" xmlns:cx2="http://schemas.microsoft.com/office/drawing/2015/10/21/chartex" xmlns:cx3="http://schemas.microsoft.com/office/drawing/2016/5/9/chartex" xmlns:cx4="http://schemas.microsoft.com/office/drawing/2016/5/10/chartex" xmlns:cx5="http://schemas.microsoft.com/office/drawing/2016/5/11/chartex" xmlns:cx6="http://schemas.microsoft.com/office/drawing/2016/5/12/chartex" xmlns:cx7="http://schemas.microsoft.com/office/drawing/2016/5/13/chartex" xmlns:cx8="http://schemas.microsoft.com/office/drawing/2016/5/14/chartex" xmlns:mc="http://schemas.openxmlformats.org/markup-compatibility/2006" xmlns:aink="http://schemas.microsoft.com/office/drawing/2016/ink" xmlns:am3d="http://schemas.microsoft.com/office/drawing/2017/model3d" xmlns:o="urn:schemas-microsoft-com:office:office" xmlns:r="http://schemas.openxmlformats.org/officeDocument/2006/relationships" xmlns:m="http://schemas.openxmlformats.org/officeDocument/2006/math" xmlns:v="urn:schemas-microsoft-com:vml" xmlns:wp14="http://schemas.microsoft.com/office/word/2010/wordprocessingDrawing" xmlns:wp="http://schemas.openxmlformats.org/drawingml/2006/wordprocessingDrawing" xmlns:w10="urn:schemas-microsoft-com:office:word" xmlns:w="http://schemas.openxmlformats.org/wordprocessingml/2006/main" xmlns:w14="http://schemas.microsoft.com/office/word/2010/wordml" xmlns:w15="http://schemas.microsoft.com/office/word/2012/wordml" xmlns:w16cid="http://schemas.microsoft.com/office/word/2016/wordml/cid" xmlns:w16se="http://schemas.microsoft.com/office/word/2015/wordml/symex" xmlns:wpg="http://schemas.microsoft.com/office/word/2010/wordprocessingGroup" xmlns:wpi="http://schemas.microsoft.com/office/word/2010/wordprocessingInk" xmlns:wne="http://schemas.microsoft.com/office/word/2006/wordml" xmlns:wps="http://schemas.microsoft.com/office/word/2010/wordprocessingShape" mc:Ignorable="w14 w15 w16se w16cid wp14">
+<w:footnotes xmlns:wpc="http://schemas.microsoft.com/office/word/2010/wordprocessingCanvas" xmlns:cx="http://schemas.microsoft.com/office/drawing/2014/chartex" xmlns:cx1="http://schemas.microsoft.com/office/drawing/2015/9/8/chartex" xmlns:cx2="http://schemas.microsoft.com/office/drawing/2015/10/21/chartex" xmlns:cx3="http://schemas.microsoft.com/office/drawing/2016/5/9/chartex" xmlns:cx4="http://schemas.microsoft.com/office/drawing/2016/5/10/chartex" xmlns:cx5="http://schemas.microsoft.com/office/drawing/2016/5/11/chartex" xmlns:cx6="http://schemas.microsoft.com/office/drawing/2016/5/12/chartex" xmlns:cx7="http://schemas.microsoft.com/office/drawing/2016/5/13/chartex" xmlns:cx8="http://schemas.microsoft.com/office/drawing/2016/5/14/chartex" xmlns:mc="http://schemas.openxmlformats.org/markup-compatibility/2006" xmlns:aink="http://schemas.microsoft.com/office/drawing/2016/ink" xmlns:am3d="http://schemas.microsoft.com/office/drawing/2017/model3d" xmlns:o="urn:schemas-microsoft-com:office:office" xmlns:oel="http://schemas.microsoft.com/office/2019/extlst" xmlns:r="http://schemas.openxmlformats.org/officeDocument/2006/relationships" xmlns:m="http://schemas.openxmlformats.org/officeDocument/2006/math" xmlns:v="urn:schemas-microsoft-com:vml" xmlns:wp14="http://schemas.microsoft.com/office/word/2010/wordprocessingDrawing" xmlns:wp="http://schemas.openxmlformats.org/drawingml/2006/wordprocessingDrawing" xmlns:w10="urn:schemas-microsoft-com:office:word" xmlns:w="http://schemas.openxmlformats.org/wordprocessingml/2006/main" xmlns:w14="http://schemas.microsoft.com/office/word/2010/wordml" xmlns:w15="http://schemas.microsoft.com/office/word/2012/wordml" xmlns:w16cex="http://schemas.microsoft.com/office/word/2018/wordml/cex" xmlns:w16cid="http://schemas.microsoft.com/office/word/2016/wordml/cid" xmlns:w16="http://schemas.microsoft.com/office/word/2018/wordml" xmlns:w16du="http://schemas.microsoft.com/office/word/2023/wordml/word16du" xmlns:w16sdtdh="http://schemas.microsoft.com/office/word/2020/wordml/sdtdatahash" xmlns:w16sdtfl="http://schemas.microsoft.com/office/word/2024/wordml/sdtformatlock" xmlns:w16se="http://schemas.microsoft.com/office/word/2015/wordml/symex" xmlns:wpg="http://schemas.microsoft.com/office/word/2010/wordprocessingGroup" xmlns:wpi="http://schemas.microsoft.com/office/word/2010/wordprocessingInk" xmlns:wne="http://schemas.microsoft.com/office/word/2006/wordml" xmlns:wps="http://schemas.microsoft.com/office/word/2010/wordprocessingShape" mc:Ignorable="w14 w15 w16se w16cid w16 w16cex w16sdtdh w16sdtfl w16du wp14">
   <w:footnote w:type="separator" w:id="-1">
     <w:p>
       <w:r>
@@ -1288,7 +1451,7 @@
 </file>
 
 <file path=word/header1.xml><?xml version="1.0" encoding="utf-8"?>
-<w:hdr xmlns:wpc="http://schemas.microsoft.com/office/word/2010/wordprocessingCanvas" xmlns:cx="http://schemas.microsoft.com/office/drawing/2014/chartex" xmlns:cx1="http://schemas.microsoft.com/office/drawing/2015/9/8/chartex" xmlns:cx2="http://schemas.microsoft.com/office/drawing/2015/10/21/chartex" xmlns:cx3="http://schemas.microsoft.com/office/drawing/2016/5/9/chartex" xmlns:cx4="http://schemas.microsoft.com/office/drawing/2016/5/10/chartex" xmlns:cx5="http://schemas.microsoft.com/office/drawing/2016/5/11/chartex" xmlns:cx6="http://schemas.microsoft.com/office/drawing/2016/5/12/chartex" xmlns:cx7="http://schemas.microsoft.com/office/drawing/2016/5/13/chartex" xmlns:cx8="http://schemas.microsoft.com/office/drawing/2016/5/14/chartex" xmlns:mc="http://schemas.openxmlformats.org/markup-compatibility/2006" xmlns:aink="http://schemas.microsoft.com/office/drawing/2016/ink" xmlns:am3d="http://schemas.microsoft.com/office/drawing/2017/model3d" xmlns:o="urn:schemas-microsoft-com:office:office" xmlns:r="http://schemas.openxmlformats.org/officeDocument/2006/relationships" xmlns:m="http://schemas.openxmlformats.org/officeDocument/2006/math" xmlns:v="urn:schemas-microsoft-com:vml" xmlns:wp14="http://schemas.microsoft.com/office/word/2010/wordprocessingDrawing" xmlns:wp="http://schemas.openxmlformats.org/drawingml/2006/wordprocessingDrawing" xmlns:w10="urn:schemas-microsoft-com:office:word" xmlns:w="http://schemas.openxmlformats.org/wordprocessingml/2006/main" xmlns:w14="http://schemas.microsoft.com/office/word/2010/wordml" xmlns:w15="http://schemas.microsoft.com/office/word/2012/wordml" xmlns:w16cid="http://schemas.microsoft.com/office/word/2016/wordml/cid" xmlns:w16se="http://schemas.microsoft.com/office/word/2015/wordml/symex" xmlns:wpg="http://schemas.microsoft.com/office/word/2010/wordprocessingGroup" xmlns:wpi="http://schemas.microsoft.com/office/word/2010/wordprocessingInk" xmlns:wne="http://schemas.microsoft.com/office/word/2006/wordml" xmlns:wps="http://schemas.microsoft.com/office/word/2010/wordprocessingShape" mc:Ignorable="w14 w15 w16se w16cid wp14">
+<w:hdr xmlns:wpc="http://schemas.microsoft.com/office/word/2010/wordprocessingCanvas" xmlns:cx="http://schemas.microsoft.com/office/drawing/2014/chartex" xmlns:cx1="http://schemas.microsoft.com/office/drawing/2015/9/8/chartex" xmlns:cx2="http://schemas.microsoft.com/office/drawing/2015/10/21/chartex" xmlns:cx3="http://schemas.microsoft.com/office/drawing/2016/5/9/chartex" xmlns:cx4="http://schemas.microsoft.com/office/drawing/2016/5/10/chartex" xmlns:cx5="http://schemas.microsoft.com/office/drawing/2016/5/11/chartex" xmlns:cx6="http://schemas.microsoft.com/office/drawing/2016/5/12/chartex" xmlns:cx7="http://schemas.microsoft.com/office/drawing/2016/5/13/chartex" xmlns:cx8="http://schemas.microsoft.com/office/drawing/2016/5/14/chartex" xmlns:mc="http://schemas.openxmlformats.org/markup-compatibility/2006" xmlns:aink="http://schemas.microsoft.com/office/drawing/2016/ink" xmlns:am3d="http://schemas.microsoft.com/office/drawing/2017/model3d" xmlns:o="urn:schemas-microsoft-com:office:office" xmlns:oel="http://schemas.microsoft.com/office/2019/extlst" xmlns:r="http://schemas.openxmlformats.org/officeDocument/2006/relationships" xmlns:m="http://schemas.openxmlformats.org/officeDocument/2006/math" xmlns:v="urn:schemas-microsoft-com:vml" xmlns:wp14="http://schemas.microsoft.com/office/word/2010/wordprocessingDrawing" xmlns:wp="http://schemas.openxmlformats.org/drawingml/2006/wordprocessingDrawing" xmlns:w10="urn:schemas-microsoft-com:office:word" xmlns:w="http://schemas.openxmlformats.org/wordprocessingml/2006/main" xmlns:w14="http://schemas.microsoft.com/office/word/2010/wordml" xmlns:w15="http://schemas.microsoft.com/office/word/2012/wordml" xmlns:w16cex="http://schemas.microsoft.com/office/word/2018/wordml/cex" xmlns:w16cid="http://schemas.microsoft.com/office/word/2016/wordml/cid" xmlns:w16="http://schemas.microsoft.com/office/word/2018/wordml" xmlns:w16du="http://schemas.microsoft.com/office/word/2023/wordml/word16du" xmlns:w16sdtdh="http://schemas.microsoft.com/office/word/2020/wordml/sdtdatahash" xmlns:w16sdtfl="http://schemas.microsoft.com/office/word/2024/wordml/sdtformatlock" xmlns:w16se="http://schemas.microsoft.com/office/word/2015/wordml/symex" xmlns:wpg="http://schemas.microsoft.com/office/word/2010/wordprocessingGroup" xmlns:wpi="http://schemas.microsoft.com/office/word/2010/wordprocessingInk" xmlns:wne="http://schemas.microsoft.com/office/word/2006/wordml" xmlns:wps="http://schemas.microsoft.com/office/word/2010/wordprocessingShape" mc:Ignorable="w14 w15 w16se w16cid w16 w16cex w16sdtdh w16sdtfl w16du wp14">
   <w:tbl>
     <w:tblPr>
       <w:tblW w:w="4950" w:type="pct"/>
@@ -1576,7 +1739,7 @@
 </file>
 
 <file path=word/numbering.xml><?xml version="1.0" encoding="utf-8"?>
-<w:numbering xmlns:wpc="http://schemas.microsoft.com/office/word/2010/wordprocessingCanvas" xmlns:cx="http://schemas.microsoft.com/office/drawing/2014/chartex" xmlns:cx1="http://schemas.microsoft.com/office/drawing/2015/9/8/chartex" xmlns:cx2="http://schemas.microsoft.com/office/drawing/2015/10/21/chartex" xmlns:cx3="http://schemas.microsoft.com/office/drawing/2016/5/9/chartex" xmlns:cx4="http://schemas.microsoft.com/office/drawing/2016/5/10/chartex" xmlns:cx5="http://schemas.microsoft.com/office/drawing/2016/5/11/chartex" xmlns:cx6="http://schemas.microsoft.com/office/drawing/2016/5/12/chartex" xmlns:cx7="http://schemas.microsoft.com/office/drawing/2016/5/13/chartex" xmlns:cx8="http://schemas.microsoft.com/office/drawing/2016/5/14/chartex" xmlns:mc="http://schemas.openxmlformats.org/markup-compatibility/2006" xmlns:aink="http://schemas.microsoft.com/office/drawing/2016/ink" xmlns:am3d="http://schemas.microsoft.com/office/drawing/2017/model3d" xmlns:o="urn:schemas-microsoft-com:office:office" xmlns:r="http://schemas.openxmlformats.org/officeDocument/2006/relationships" xmlns:m="http://schemas.openxmlformats.org/officeDocument/2006/math" xmlns:v="urn:schemas-microsoft-com:vml" xmlns:wp14="http://schemas.microsoft.com/office/word/2010/wordprocessingDrawing" xmlns:wp="http://schemas.openxmlformats.org/drawingml/2006/wordprocessingDrawing" xmlns:w10="urn:schemas-microsoft-com:office:word" xmlns:w="http://schemas.openxmlformats.org/wordprocessingml/2006/main" xmlns:w14="http://schemas.microsoft.com/office/word/2010/wordml" xmlns:w15="http://schemas.microsoft.com/office/word/2012/wordml" xmlns:w16cid="http://schemas.microsoft.com/office/word/2016/wordml/cid" xmlns:w16se="http://schemas.microsoft.com/office/word/2015/wordml/symex" xmlns:wpg="http://schemas.microsoft.com/office/word/2010/wordprocessingGroup" xmlns:wpi="http://schemas.microsoft.com/office/word/2010/wordprocessingInk" xmlns:wne="http://schemas.microsoft.com/office/word/2006/wordml" xmlns:wps="http://schemas.microsoft.com/office/word/2010/wordprocessingShape" mc:Ignorable="w14 w15 w16se w16cid wp14">
+<w:numbering xmlns:wpc="http://schemas.microsoft.com/office/word/2010/wordprocessingCanvas" xmlns:cx="http://schemas.microsoft.com/office/drawing/2014/chartex" xmlns:cx1="http://schemas.microsoft.com/office/drawing/2015/9/8/chartex" xmlns:cx2="http://schemas.microsoft.com/office/drawing/2015/10/21/chartex" xmlns:cx3="http://schemas.microsoft.com/office/drawing/2016/5/9/chartex" xmlns:cx4="http://schemas.microsoft.com/office/drawing/2016/5/10/chartex" xmlns:cx5="http://schemas.microsoft.com/office/drawing/2016/5/11/chartex" xmlns:cx6="http://schemas.microsoft.com/office/drawing/2016/5/12/chartex" xmlns:cx7="http://schemas.microsoft.com/office/drawing/2016/5/13/chartex" xmlns:cx8="http://schemas.microsoft.com/office/drawing/2016/5/14/chartex" xmlns:mc="http://schemas.openxmlformats.org/markup-compatibility/2006" xmlns:aink="http://schemas.microsoft.com/office/drawing/2016/ink" xmlns:am3d="http://schemas.microsoft.com/office/drawing/2017/model3d" xmlns:o="urn:schemas-microsoft-com:office:office" xmlns:oel="http://schemas.microsoft.com/office/2019/extlst" xmlns:r="http://schemas.openxmlformats.org/officeDocument/2006/relationships" xmlns:m="http://schemas.openxmlformats.org/officeDocument/2006/math" xmlns:v="urn:schemas-microsoft-com:vml" xmlns:wp14="http://schemas.microsoft.com/office/word/2010/wordprocessingDrawing" xmlns:wp="http://schemas.openxmlformats.org/drawingml/2006/wordprocessingDrawing" xmlns:w10="urn:schemas-microsoft-com:office:word" xmlns:w="http://schemas.openxmlformats.org/wordprocessingml/2006/main" xmlns:w14="http://schemas.microsoft.com/office/word/2010/wordml" xmlns:w15="http://schemas.microsoft.com/office/word/2012/wordml" xmlns:w16cex="http://schemas.microsoft.com/office/word/2018/wordml/cex" xmlns:w16cid="http://schemas.microsoft.com/office/word/2016/wordml/cid" xmlns:w16="http://schemas.microsoft.com/office/word/2018/wordml" xmlns:w16du="http://schemas.microsoft.com/office/word/2023/wordml/word16du" xmlns:w16sdtdh="http://schemas.microsoft.com/office/word/2020/wordml/sdtdatahash" xmlns:w16sdtfl="http://schemas.microsoft.com/office/word/2024/wordml/sdtformatlock" xmlns:w16se="http://schemas.microsoft.com/office/word/2015/wordml/symex" xmlns:wpg="http://schemas.microsoft.com/office/word/2010/wordprocessingGroup" xmlns:wpi="http://schemas.microsoft.com/office/word/2010/wordprocessingInk" xmlns:wne="http://schemas.microsoft.com/office/word/2006/wordml" xmlns:wps="http://schemas.microsoft.com/office/word/2010/wordprocessingShape" mc:Ignorable="w14 w15 w16se w16cid w16 w16cex w16sdtdh w16sdtfl w16du wp14">
   <w:abstractNum w:abstractNumId="0" w15:restartNumberingAfterBreak="0">
     <w:nsid w:val="2F56337B"/>
     <w:multiLevelType w:val="multilevel"/>
@@ -1690,14 +1853,14 @@
       </w:rPr>
     </w:lvl>
   </w:abstractNum>
-  <w:num w:numId="1">
+  <w:num w:numId="1" w16cid:durableId="83456152">
     <w:abstractNumId w:val="0"/>
   </w:num>
 </w:numbering>
 </file>
 
 <file path=word/styles.xml><?xml version="1.0" encoding="utf-8"?>
-<w:styles xmlns:mc="http://schemas.openxmlformats.org/markup-compatibility/2006" xmlns:r="http://schemas.openxmlformats.org/officeDocument/2006/relationships" xmlns:w="http://schemas.openxmlformats.org/wordprocessingml/2006/main" xmlns:w14="http://schemas.microsoft.com/office/word/2010/wordml" xmlns:w15="http://schemas.microsoft.com/office/word/2012/wordml" xmlns:w16cid="http://schemas.microsoft.com/office/word/2016/wordml/cid" xmlns:w16se="http://schemas.microsoft.com/office/word/2015/wordml/symex" mc:Ignorable="w14 w15 w16se w16cid">
+<w:styles xmlns:mc="http://schemas.openxmlformats.org/markup-compatibility/2006" xmlns:r="http://schemas.openxmlformats.org/officeDocument/2006/relationships" xmlns:w="http://schemas.openxmlformats.org/wordprocessingml/2006/main" xmlns:w14="http://schemas.microsoft.com/office/word/2010/wordml" xmlns:w15="http://schemas.microsoft.com/office/word/2012/wordml" xmlns:w16cex="http://schemas.microsoft.com/office/word/2018/wordml/cex" xmlns:w16cid="http://schemas.microsoft.com/office/word/2016/wordml/cid" xmlns:w16="http://schemas.microsoft.com/office/word/2018/wordml" xmlns:w16du="http://schemas.microsoft.com/office/word/2023/wordml/word16du" xmlns:w16sdtdh="http://schemas.microsoft.com/office/word/2020/wordml/sdtdatahash" xmlns:w16sdtfl="http://schemas.microsoft.com/office/word/2024/wordml/sdtformatlock" xmlns:w16se="http://schemas.microsoft.com/office/word/2015/wordml/symex" mc:Ignorable="w14 w15 w16se w16cid w16 w16cex w16sdtdh w16sdtfl w16du">
   <w:docDefaults>
     <w:rPrDefault>
       <w:rPr>
@@ -1710,7 +1873,7 @@
     </w:rPrDefault>
     <w:pPrDefault/>
   </w:docDefaults>
-  <w:latentStyles w:defLockedState="0" w:defUIPriority="99" w:defSemiHidden="0" w:defUnhideWhenUsed="0" w:defQFormat="0" w:count="375">
+  <w:latentStyles w:defLockedState="0" w:defUIPriority="99" w:defSemiHidden="0" w:defUnhideWhenUsed="0" w:defQFormat="0" w:count="376">
     <w:lsdException w:name="Normal" w:uiPriority="0" w:qFormat="1"/>
     <w:lsdException w:name="heading 1" w:uiPriority="0" w:qFormat="1"/>
     <w:lsdException w:name="heading 2" w:semiHidden="1" w:uiPriority="9" w:unhideWhenUsed="1" w:qFormat="1"/>
@@ -2086,6 +2249,7 @@
     <w:lsdException w:name="Smart Hyperlink" w:semiHidden="1" w:unhideWhenUsed="1"/>
     <w:lsdException w:name="Hashtag" w:semiHidden="1" w:unhideWhenUsed="1"/>
     <w:lsdException w:name="Unresolved Mention" w:semiHidden="1" w:unhideWhenUsed="1"/>
+    <w:lsdException w:name="Smart Link" w:semiHidden="1" w:unhideWhenUsed="1"/>
   </w:latentStyles>
   <w:style w:type="paragraph" w:default="1" w:styleId="Standard">
     <w:name w:val="Normal"/>
@@ -2164,7 +2328,6 @@
   <w:style w:type="character" w:default="1" w:styleId="Absatz-Standardschriftart">
     <w:name w:val="Default Paragraph Font"/>
     <w:uiPriority w:val="1"/>
-    <w:semiHidden/>
     <w:unhideWhenUsed/>
   </w:style>
   <w:style w:type="table" w:default="1" w:styleId="NormaleTabelle">
